--- a/Src/my_debug_cpp.docx
+++ b/Src/my_debug_cpp.docx
@@ -101,7 +101,7 @@
     </w:p>
     <w:p>
       <w:r>
-        <w:t>UINT* pCompressedBuffer8x = NULL;                       // Буфер для хранения уменьшенной копии кадра на CPU</w:t>
+        <w:t>UINT* pCompressedBuffer4x = NULL;                       // Буфер для хранения уменьшенной копии кадра на CPU</w:t>
       </w:r>
     </w:p>
     <w:p>
@@ -127,12 +127,12 @@
     </w:p>
     <w:p>
       <w:r>
-        <w:t>int                     g_dlgScrollX_8x8 = 0; // Сдвиг по горизонтали для окна диагностики</w:t>
-      </w:r>
-    </w:p>
-    <w:p>
-      <w:r>
-        <w:t>int                     g_dlgScrollY_8x8 = 0; // Сдвиг по вертикали для окна диагностики</w:t>
+        <w:t>int                     g_dlgScrollX_4x4 = 0; // Сдвиг по горизонтали для окна диагностики</w:t>
+      </w:r>
+    </w:p>
+    <w:p>
+      <w:r>
+        <w:t>int                     g_dlgScrollY_4x4 = 0; // Сдвиг по вертикали для окна диагностики</w:t>
       </w:r>
     </w:p>
     <w:p>
@@ -276,12 +276,12 @@
     </w:p>
     <w:p>
       <w:r>
-        <w:t xml:space="preserve">        if (g_dlgScrollX_8x8 &gt; (si.nMax - (int)si.nPage)) g_dlgScrollX_8x8 = (si.nMax &gt; (int)si.nPage) ? (si.nMax - (int)si.nPage) : 0;</w:t>
-      </w:r>
-    </w:p>
-    <w:p>
-      <w:r>
-        <w:t xml:space="preserve">        si.nPos = g_dlgScrollX_8x8;</w:t>
+        <w:t xml:space="preserve">        if (g_dlgScrollX_4x4 &gt; (si.nMax - (int)si.nPage)) g_dlgScrollX_4x4 = (si.nMax &gt; (int)si.nPage) ? (si.nMax - (int)si.nPage) : 0;</w:t>
+      </w:r>
+    </w:p>
+    <w:p>
+      <w:r>
+        <w:t xml:space="preserve">        si.nPos = g_dlgScrollX_4x4;</w:t>
       </w:r>
     </w:p>
     <w:p>
@@ -302,12 +302,12 @@
     </w:p>
     <w:p>
       <w:r>
-        <w:t xml:space="preserve">        if (g_dlgScrollY_8x8 &gt; (si.nMax - (int)si.nPage)) g_dlgScrollY_8x8 = (si.nMax &gt; (int)si.nPage) ? (si.nMax - (int)si.nPage) : 0;</w:t>
-      </w:r>
-    </w:p>
-    <w:p>
-      <w:r>
-        <w:t xml:space="preserve">        si.nPos = g_dlgScrollY_8x8;</w:t>
+        <w:t xml:space="preserve">        if (g_dlgScrollY_4x4 &gt; (si.nMax - (int)si.nPage)) g_dlgScrollY_4x4 = (si.nMax &gt; (int)si.nPage) ? (si.nMax - (int)si.nPage) : 0;</w:t>
+      </w:r>
+    </w:p>
+    <w:p>
+      <w:r>
+        <w:t xml:space="preserve">        si.nPos = g_dlgScrollY_4x4;</w:t>
       </w:r>
     </w:p>
     <w:p>
@@ -430,7 +430,7 @@
     </w:p>
     <w:p>
       <w:r>
-        <w:t xml:space="preserve">            g_dlgScrollX_8x8, g_dlgScrollY_8x8);</w:t>
+        <w:t xml:space="preserve">            g_dlgScrollX_4x4, g_dlgScrollY_4x4);</w:t>
       </w:r>
     </w:p>
     <w:p>
@@ -668,7 +668,7 @@
     </w:p>
     <w:p>
       <w:r>
-        <w:t xml:space="preserve">                g_dlgScrollX_8x8 = si.nPos;</w:t>
+        <w:t xml:space="preserve">                g_dlgScrollX_4x4 = si.nPos;</w:t>
       </w:r>
     </w:p>
     <w:p>
@@ -886,7 +886,7 @@
     </w:p>
     <w:p>
       <w:r>
-        <w:t xml:space="preserve">                g_dlgScrollY_8x8 = si.nPos; // Строго для Режима 3 (case 2) пишем в сжатую координату</w:t>
+        <w:t xml:space="preserve">                g_dlgScrollY_4x4 = si.nPos; // Строго для Режима 3 (case 2) пишем в сжатую координату</w:t>
       </w:r>
     </w:p>
     <w:p>
@@ -1105,22 +1105,22 @@
     </w:p>
     <w:p>
       <w:r>
-        <w:t xml:space="preserve">            wsprintf(titleBuf, L"Режим %d | Буфер 4х4: %dx%d | Буфер 8х8: %dx%d",</w:t>
-      </w:r>
-    </w:p>
-    <w:p>
-      <w:r>
-        <w:t xml:space="preserve">                g_diagMode + 1,</w:t>
-      </w:r>
-    </w:p>
-    <w:p>
-      <w:r>
-        <w:t xml:space="preserve">                g_currentImgWidth / 4, g_currentImgHeight / 4,</w:t>
-      </w:r>
-    </w:p>
-    <w:p>
-      <w:r>
-        <w:t xml:space="preserve">                g_currentImgWidth / 8, g_currentImgHeight / 8);</w:t>
+        <w:t xml:space="preserve">            wsprintf(titleBuf, L"Режим %d | Буфер 4х4: %dx%d", </w:t>
+      </w:r>
+    </w:p>
+    <w:p>
+      <w:r>
+        <w:t xml:space="preserve">                g_diagMode + 1, </w:t>
+      </w:r>
+    </w:p>
+    <w:p>
+      <w:r>
+        <w:t xml:space="preserve">                g_currentImgWidth / 4, </w:t>
+      </w:r>
+    </w:p>
+    <w:p>
+      <w:r>
+        <w:t xml:space="preserve">                g_currentImgHeight / 4);</w:t>
       </w:r>
     </w:p>
     <w:p/>
@@ -1687,7 +1687,7 @@
     </w:p>
     <w:p>
       <w:r>
-        <w:t xml:space="preserve">            if (pCompressedBuffer8x != NULL &amp;&amp; g_currentImgWidth &gt; 0 &amp;&amp; g_currentImgHeight &gt; 0)</w:t>
+        <w:t xml:space="preserve">            if (pCompressedBuffer4x != NULL &amp;&amp; g_currentImgWidth &gt; 0 &amp;&amp; g_currentImgHeight &gt; 0)</w:t>
       </w:r>
     </w:p>
     <w:p>
@@ -1708,12 +1708,12 @@
     </w:p>
     <w:p>
       <w:r>
-        <w:t xml:space="preserve">                int startX = g_dlgScrollX_8x8;</w:t>
-      </w:r>
-    </w:p>
-    <w:p>
-      <w:r>
-        <w:t xml:space="preserve">                int startY = g_dlgScrollY_8x8;</w:t>
+        <w:t xml:space="preserve">                int startX = g_dlgScrollX_4x4;</w:t>
+      </w:r>
+    </w:p>
+    <w:p>
+      <w:r>
+        <w:t xml:space="preserve">                int startY = g_dlgScrollY_4x4;</w:t>
       </w:r>
     </w:p>
     <w:p/>
@@ -1827,7 +1827,7 @@
     </w:p>
     <w:p>
       <w:r>
-        <w:t xml:space="preserve">                    memcpy(pBits, pCompressedBuffer8x, compressedW * compressedH * sizeof(UINT));</w:t>
+        <w:t xml:space="preserve">                    memcpy(pBits, pCompressedBuffer4x, compressedW * compressedH * sizeof(UINT));</w:t>
       </w:r>
     </w:p>
     <w:p/>
@@ -1976,7 +1976,7 @@
     <w:p>
       <w:r>
         <w:lastRenderedPageBreak/>
-        <w:t xml:space="preserve">        case 3: // Режим 4: Растянутый после сжатия (ПОЛНОСТЬЮ АВТОНОМНЫЙ ВЫВОД)</w:t>
+        <w:t xml:space="preserve">        case 3: // Режим 4: Растянутый после сжатия (ВЫВОД ИЗ ЧЕСТНОГО ПОЛНОРАЗМЕРНОГО МАССИВА)</w:t>
       </w:r>
     </w:p>
     <w:p>
@@ -1996,17 +1996,17 @@
     </w:p>
     <w:p>
       <w:r>
-        <w:t xml:space="preserve">                // В отличие от Режима 3, этот буфер полноразмерный (imgWidth x imgHeight)</w:t>
-      </w:r>
-    </w:p>
-    <w:p>
-      <w:r>
-        <w:t xml:space="preserve">                UINT startX = (UINT)g_dlgScrollX;</w:t>
-      </w:r>
-    </w:p>
-    <w:p>
-      <w:r>
-        <w:t xml:space="preserve">                UINT startY = (UINT)g_dlgScrollY;</w:t>
+        <w:t xml:space="preserve">                // Берем координаты из обычных ползунков 1:1, а не из сжатых 8х8!</w:t>
+      </w:r>
+    </w:p>
+    <w:p>
+      <w:r>
+        <w:t xml:space="preserve">                int startX = g_dlgScrollX;</w:t>
+      </w:r>
+    </w:p>
+    <w:p>
+      <w:r>
+        <w:t xml:space="preserve">                int startY = g_dlgScrollY;</w:t>
       </w:r>
     </w:p>
     <w:p/>
@@ -2038,6 +2038,12 @@
     <w:p/>
     <w:p>
       <w:r>
+        <w:t xml:space="preserve">                HDC hMemDC = CreateCompatibleDC(hdc);</w:t>
+      </w:r>
+    </w:p>
+    <w:p/>
+    <w:p>
+      <w:r>
         <w:t xml:space="preserve">                BITMAPINFO bmi = {};</w:t>
       </w:r>
     </w:p>
@@ -2048,12 +2054,17 @@
     </w:p>
     <w:p>
       <w:r>
-        <w:t xml:space="preserve">                bmi.bmiHeader.biWidth = g_currentImgWidth;</w:t>
-      </w:r>
-    </w:p>
-    <w:p>
-      <w:r>
-        <w:t xml:space="preserve">                bmi.bmiHeader.biHeight = -(int)g_currentImgHeight; // Сверху вниз</w:t>
+        <w:t xml:space="preserve">                // === ИСПРАВЛЕНИЕ: ПРИНУДИТЕЛЬНО ЗАДАЕМ ПОЛНЫЙ ИСХОДНЫЙ РАЗМЕР КАДРА ===</w:t>
+      </w:r>
+    </w:p>
+    <w:p>
+      <w:r>
+        <w:t xml:space="preserve">                bmi.bmiHeader.biWidth = g_currentImgWidth;   // Строго полный размер (4128)</w:t>
+      </w:r>
+    </w:p>
+    <w:p>
+      <w:r>
+        <w:t xml:space="preserve">                bmi.bmiHeader.biHeight = -(int)g_currentImgHeight; // Строго полный размер (3096) с минусом</w:t>
       </w:r>
     </w:p>
     <w:p>
@@ -2074,90 +2085,170 @@
     <w:p/>
     <w:p>
       <w:r>
-        <w:t xml:space="preserve">                int viewW = ((startX + (UINT)winW) &gt; g_currentImgWidth) ? (int)(g_currentImgWidth - startX) : winW;</w:t>
-      </w:r>
-    </w:p>
-    <w:p>
-      <w:r>
-        <w:t xml:space="preserve">                int viewH = ((startY + (UINT)winH) &gt; g_currentImgHeight) ? (int)(g_currentImgHeight - startY) : winH;</w:t>
-      </w:r>
-    </w:p>
-    <w:p/>
-    <w:p>
-      <w:r>
-        <w:t xml:space="preserve">                HBRUSH hBg = CreateSolidBrush(RGB(0, 0, 0));</w:t>
-      </w:r>
-    </w:p>
-    <w:p>
-      <w:r>
-        <w:t xml:space="preserve">                FillRect(hdc, &amp;rcClient, hBg);</w:t>
-      </w:r>
-    </w:p>
-    <w:p>
-      <w:r>
-        <w:t xml:space="preserve">                DeleteObject(hBg);</w:t>
-      </w:r>
-    </w:p>
-    <w:p/>
-    <w:p>
-      <w:r>
-        <w:t xml:space="preserve">                // Стреляем сырым массивом pStretchedBuffer, не трогая контексты Режима 3</w:t>
-      </w:r>
-    </w:p>
-    <w:p>
-      <w:r>
-        <w:t xml:space="preserve">                StretchDIBits(</w:t>
+        <w:t xml:space="preserve">                void* pBits = nullptr;</w:t>
+      </w:r>
+    </w:p>
+    <w:p>
+      <w:r>
+        <w:t xml:space="preserve">                HBITMAP hBmp = CreateDIBSection(hdc, &amp;bmi, DIB_RGB_COLORS, &amp;pBits, NULL, 0);</w:t>
+      </w:r>
+    </w:p>
+    <w:p>
+      <w:r>
+        <w:t xml:space="preserve">                if (hBmp &amp;&amp; pBits)</w:t>
+      </w:r>
+    </w:p>
+    <w:p>
+      <w:r>
+        <w:t xml:space="preserve">                {</w:t>
+      </w:r>
+    </w:p>
+    <w:p>
+      <w:r>
+        <w:t xml:space="preserve">                    // Скоростное копирование памяти полноразмерного слепка</w:t>
+      </w:r>
+    </w:p>
+    <w:p>
+      <w:r>
+        <w:t xml:space="preserve">                    memcpy(pBits, pStretchedBuffer, g_currentImgWidth * g_currentImgHeight * sizeof(UINT));</w:t>
+      </w:r>
+    </w:p>
+    <w:p/>
+    <w:p>
+      <w:r>
+        <w:t xml:space="preserve">                    HBITMAP hOldBmp = (HBITMAP)SelectObject(hMemDC, hBmp);</w:t>
+      </w:r>
+    </w:p>
+    <w:p/>
+    <w:p>
+      <w:r>
+        <w:t xml:space="preserve">                    HBRUSH hBg = CreateSolidBrush(RGB(0, 0, 0));</w:t>
+      </w:r>
+    </w:p>
+    <w:p>
+      <w:r>
+        <w:t xml:space="preserve">                    FillRect(hdc, &amp;rcClient, hBg);</w:t>
+      </w:r>
+    </w:p>
+    <w:p>
+      <w:r>
+        <w:t xml:space="preserve">                    DeleteObject(hBg);</w:t>
+      </w:r>
+    </w:p>
+    <w:p/>
+    <w:p>
+      <w:r>
+        <w:t xml:space="preserve">                    int viewW = ((startX + winW) &gt; (int)g_currentImgWidth) ? (int)(g_currentImgWidth - startX) : winW;</w:t>
+      </w:r>
+    </w:p>
+    <w:p>
+      <w:r>
+        <w:t xml:space="preserve">                    int viewH = ((startY + winH) &gt; (int)g_currentImgHeight) ? (int)(g_currentImgHeight - startY) : winH;</w:t>
+      </w:r>
+    </w:p>
+    <w:p/>
+    <w:p>
+      <w:r>
+        <w:t xml:space="preserve">                    // Копируем бит-в-бит на экран диагностической панели</w:t>
+      </w:r>
+    </w:p>
+    <w:p>
+      <w:r>
+        <w:t xml:space="preserve">                    BitBlt(hdc, 0, 0, viewW, viewH, hMemDC, startX, startY, SRCCOPY);</w:t>
+      </w:r>
+    </w:p>
+    <w:p/>
+    <w:p>
+      <w:r>
+        <w:t xml:space="preserve">                    SelectObject(hMemDC, hOldBmp);</w:t>
+      </w:r>
+    </w:p>
+    <w:p>
+      <w:r>
+        <w:t xml:space="preserve">                    DeleteObject(hBmp);</w:t>
+      </w:r>
+    </w:p>
+    <w:p>
+      <w:r>
+        <w:t xml:space="preserve">                }</w:t>
+      </w:r>
+    </w:p>
+    <w:p>
+      <w:r>
+        <w:t xml:space="preserve">                DeleteDC(hMemDC);</w:t>
+      </w:r>
+    </w:p>
+    <w:p>
+      <w:r>
+        <w:t xml:space="preserve">            }</w:t>
+      </w:r>
+    </w:p>
+    <w:p>
+      <w:r>
+        <w:t xml:space="preserve">        }</w:t>
+      </w:r>
+    </w:p>
+    <w:p>
+      <w:r>
+        <w:t xml:space="preserve">        break;</w:t>
+      </w:r>
+    </w:p>
+    <w:p/>
+    <w:p/>
+    <w:p>
+      <w:r>
+        <w:t xml:space="preserve">        case 4: hBrush = CreateSolidBrush(RGB(0, 50, 150));    // Режим 4 - Синий</w:t>
+      </w:r>
+    </w:p>
+    <w:p>
+      <w:r>
+        <w:t xml:space="preserve">            break;</w:t>
+      </w:r>
+    </w:p>
+    <w:p>
+      <w:r>
+        <w:t xml:space="preserve">        }</w:t>
+      </w:r>
+    </w:p>
+    <w:p>
+      <w:r>
+        <w:t xml:space="preserve">        /*</w:t>
+      </w:r>
+    </w:p>
+    <w:p>
+      <w:r>
+        <w:t xml:space="preserve">        if (hBrush)</w:t>
+      </w:r>
+    </w:p>
+    <w:p>
+      <w:r>
+        <w:t xml:space="preserve">        {</w:t>
+      </w:r>
+    </w:p>
+    <w:p>
+      <w:r>
+        <w:t xml:space="preserve">            // Описываем полезную квадратную область 400х400 под меню</w:t>
+      </w:r>
+    </w:p>
+    <w:p>
+      <w:r>
+        <w:t xml:space="preserve">            RECT rect = { 0, 0, 400, 400 };</w:t>
+      </w:r>
+    </w:p>
+    <w:p>
+      <w:r>
+        <w:t xml:space="preserve">            // Процессор закрашивает окно выбранным цветом</w:t>
       </w:r>
     </w:p>
     <w:p>
       <w:r>
         <w:lastRenderedPageBreak/>
-        <w:t xml:space="preserve">                    hdc,</w:t>
-      </w:r>
-    </w:p>
-    <w:p>
-      <w:r>
-        <w:t xml:space="preserve">                    0, 0, viewW, viewH,</w:t>
-      </w:r>
-    </w:p>
-    <w:p>
-      <w:r>
-        <w:t xml:space="preserve">                    (int)startX, (int)startY,</w:t>
-      </w:r>
-    </w:p>
-    <w:p>
-      <w:r>
-        <w:t xml:space="preserve">                    viewW, viewH,</w:t>
-      </w:r>
-    </w:p>
-    <w:p>
-      <w:r>
-        <w:t xml:space="preserve">                    pStretchedBuffer,</w:t>
-      </w:r>
-    </w:p>
-    <w:p>
-      <w:r>
-        <w:t xml:space="preserve">                    &amp;bmi,</w:t>
-      </w:r>
-    </w:p>
-    <w:p>
-      <w:r>
-        <w:t xml:space="preserve">                    DIB_RGB_COLORS,</w:t>
-      </w:r>
-    </w:p>
-    <w:p>
-      <w:r>
-        <w:t xml:space="preserve">                    SRCCOPY</w:t>
-      </w:r>
-    </w:p>
-    <w:p>
-      <w:r>
-        <w:t xml:space="preserve">                );</w:t>
-      </w:r>
-    </w:p>
-    <w:p>
-      <w:r>
-        <w:t xml:space="preserve">            }</w:t>
+        <w:t xml:space="preserve">            FillRect(hdc, &amp;rect, hBrush);</w:t>
+      </w:r>
+    </w:p>
+    <w:p>
+      <w:r>
+        <w:t xml:space="preserve">            DeleteObject(hBrush);</w:t>
       </w:r>
     </w:p>
     <w:p>
@@ -2167,72 +2258,6 @@
     </w:p>
     <w:p>
       <w:r>
-        <w:t xml:space="preserve">        break;</w:t>
-      </w:r>
-    </w:p>
-    <w:p/>
-    <w:p>
-      <w:r>
-        <w:t xml:space="preserve">        case 4: hBrush = CreateSolidBrush(RGB(0, 50, 150));    // Режим 4 - Синий</w:t>
-      </w:r>
-    </w:p>
-    <w:p>
-      <w:r>
-        <w:t xml:space="preserve">            break;</w:t>
-      </w:r>
-    </w:p>
-    <w:p>
-      <w:r>
-        <w:t xml:space="preserve">        }</w:t>
-      </w:r>
-    </w:p>
-    <w:p>
-      <w:r>
-        <w:t xml:space="preserve">        /*</w:t>
-      </w:r>
-    </w:p>
-    <w:p>
-      <w:r>
-        <w:t xml:space="preserve">        if (hBrush)</w:t>
-      </w:r>
-    </w:p>
-    <w:p>
-      <w:r>
-        <w:t xml:space="preserve">        {</w:t>
-      </w:r>
-    </w:p>
-    <w:p>
-      <w:r>
-        <w:t xml:space="preserve">            // Описываем полезную квадратную область 400х400 под меню</w:t>
-      </w:r>
-    </w:p>
-    <w:p>
-      <w:r>
-        <w:t xml:space="preserve">            RECT rect = { 0, 0, 400, 400 };</w:t>
-      </w:r>
-    </w:p>
-    <w:p>
-      <w:r>
-        <w:t xml:space="preserve">            // Процессор закрашивает окно выбранным цветом</w:t>
-      </w:r>
-    </w:p>
-    <w:p>
-      <w:r>
-        <w:t xml:space="preserve">            FillRect(hdc, &amp;rect, hBrush);</w:t>
-      </w:r>
-    </w:p>
-    <w:p>
-      <w:r>
-        <w:t xml:space="preserve">            DeleteObject(hBrush);</w:t>
-      </w:r>
-    </w:p>
-    <w:p>
-      <w:r>
-        <w:t xml:space="preserve">        }</w:t>
-      </w:r>
-    </w:p>
-    <w:p>
-      <w:r>
         <w:t xml:space="preserve">        */</w:t>
       </w:r>
     </w:p>
@@ -2366,6 +2391,7 @@
     </w:p>
     <w:p>
       <w:r>
+        <w:lastRenderedPageBreak/>
         <w:t xml:space="preserve">    wcex.lpszClassName = L"HDR_Diagnostic_Class";</w:t>
       </w:r>
     </w:p>
@@ -2404,99 +2430,99 @@
     </w:p>
     <w:p>
       <w:r>
+        <w:t xml:space="preserve">        AppendMenu(hPopupMenu, MF_STRING, 2001, L"Режим 2: Монохромный");</w:t>
+      </w:r>
+    </w:p>
+    <w:p>
+      <w:r>
+        <w:t xml:space="preserve">        AppendMenu(hPopupMenu, MF_STRING, 2002, L"Режим 3: Сжатый в 4 раза (4х4)");</w:t>
+      </w:r>
+    </w:p>
+    <w:p>
+      <w:r>
+        <w:t xml:space="preserve">        AppendMenu(hPopupMenu, MF_STRING, 2003, L"Режим 4: Растянутый после сжатия");</w:t>
+      </w:r>
+    </w:p>
+    <w:p>
+      <w:r>
+        <w:t xml:space="preserve">        AppendMenu(hPopupMenu, MF_STRING, 2004, L"Режим 5: Разница монохромного и растянутого");</w:t>
+      </w:r>
+    </w:p>
+    <w:p>
+      <w:r>
+        <w:t xml:space="preserve">        AppendMenu(hPopupMenu, MF_STRING, 2005, L"Режим 6: Сжатый и применена гамма-коррекция");</w:t>
+      </w:r>
+    </w:p>
+    <w:p>
+      <w:r>
+        <w:t xml:space="preserve">        AppendMenu(hPopupMenu, MF_STRING, 2006, L"Режим 7: Растянутый после гамма-коррекции");</w:t>
+      </w:r>
+    </w:p>
+    <w:p>
+      <w:r>
+        <w:t xml:space="preserve">        AppendMenu(hPopupMenu, MF_STRING, 2007, L"Режим 8: Сумма той разности и растянутого после гамма-коррекции");</w:t>
+      </w:r>
+    </w:p>
+    <w:p>
+      <w:r>
+        <w:t xml:space="preserve">    }</w:t>
+      </w:r>
+    </w:p>
+    <w:p>
+      <w:r>
+        <w:t xml:space="preserve">    AppendMenu(hMenuBar, MF_POPUP, (UINT_PTR)hPopupMenu, L"Режимы");</w:t>
+      </w:r>
+    </w:p>
+    <w:p/>
+    <w:p>
+      <w:r>
+        <w:t xml:space="preserve">    RECT parentRect;</w:t>
+      </w:r>
+    </w:p>
+    <w:p>
+      <w:r>
+        <w:t xml:space="preserve">    GetWindowRect(hParentWnd, &amp;parentRect);</w:t>
+      </w:r>
+    </w:p>
+    <w:p>
+      <w:r>
+        <w:t xml:space="preserve">    int posX = parentRect.right + 10;</w:t>
+      </w:r>
+    </w:p>
+    <w:p>
+      <w:r>
+        <w:t xml:space="preserve">    int posY = parentRect.top;</w:t>
+      </w:r>
+    </w:p>
+    <w:p/>
+    <w:p>
+      <w:r>
+        <w:t xml:space="preserve">    g_hDlgWnd = CreateWindowEx(</w:t>
+      </w:r>
+    </w:p>
+    <w:p>
+      <w:r>
+        <w:t xml:space="preserve">        0, L"HDR_Diagnostic_Class", L"HDR Дефектоскоп — Панель Диагностики",</w:t>
+      </w:r>
+    </w:p>
+    <w:p>
+      <w:r>
+        <w:t xml:space="preserve">        WS_OVERLAPPEDWINDOW | WS_CLIPCHILDREN | WS_HSCROLL | WS_VSCROLL,</w:t>
+      </w:r>
+    </w:p>
+    <w:p>
+      <w:r>
+        <w:t xml:space="preserve">        posX, posY, 400, 400,</w:t>
+      </w:r>
+    </w:p>
+    <w:p>
+      <w:r>
+        <w:t xml:space="preserve">        hParentWnd, hMenuBar, hInstance, NULL</w:t>
+      </w:r>
+    </w:p>
+    <w:p>
+      <w:r>
         <w:lastRenderedPageBreak/>
-        <w:t xml:space="preserve">        AppendMenu(hPopupMenu, MF_STRING, 2001, L"Режим 2: Монохромный");</w:t>
-      </w:r>
-    </w:p>
-    <w:p>
-      <w:r>
-        <w:t xml:space="preserve">        AppendMenu(hPopupMenu, MF_STRING, 2002, L"Режим 3: Сжатый в 8 раз");</w:t>
-      </w:r>
-    </w:p>
-    <w:p>
-      <w:r>
-        <w:t xml:space="preserve">        AppendMenu(hPopupMenu, MF_STRING, 2003, L"Режим 4: Растянутый после сжатия");</w:t>
-      </w:r>
-    </w:p>
-    <w:p>
-      <w:r>
-        <w:t xml:space="preserve">        AppendMenu(hPopupMenu, MF_STRING, 2004, L"Режим 5: Разница монохромного и растянутого");</w:t>
-      </w:r>
-    </w:p>
-    <w:p>
-      <w:r>
-        <w:t xml:space="preserve">        AppendMenu(hPopupMenu, MF_STRING, 2005, L"Режим 6: Сжатый и применена гамма-коррекция");</w:t>
-      </w:r>
-    </w:p>
-    <w:p>
-      <w:r>
-        <w:t xml:space="preserve">        AppendMenu(hPopupMenu, MF_STRING, 2006, L"Режим 7: Растянутый после гамма-коррекции");</w:t>
-      </w:r>
-    </w:p>
-    <w:p>
-      <w:r>
-        <w:t xml:space="preserve">        AppendMenu(hPopupMenu, MF_STRING, 2007, L"Режим 8: Сумма той разности и растянутого после гамма-коррекции");</w:t>
-      </w:r>
-    </w:p>
-    <w:p>
-      <w:r>
-        <w:t xml:space="preserve">    }</w:t>
-      </w:r>
-    </w:p>
-    <w:p>
-      <w:r>
-        <w:t xml:space="preserve">    AppendMenu(hMenuBar, MF_POPUP, (UINT_PTR)hPopupMenu, L"Режимы");</w:t>
-      </w:r>
-    </w:p>
-    <w:p/>
-    <w:p>
-      <w:r>
-        <w:t xml:space="preserve">    RECT parentRect;</w:t>
-      </w:r>
-    </w:p>
-    <w:p>
-      <w:r>
-        <w:t xml:space="preserve">    GetWindowRect(hParentWnd, &amp;parentRect);</w:t>
-      </w:r>
-    </w:p>
-    <w:p>
-      <w:r>
-        <w:t xml:space="preserve">    int posX = parentRect.right + 10;</w:t>
-      </w:r>
-    </w:p>
-    <w:p>
-      <w:r>
-        <w:t xml:space="preserve">    int posY = parentRect.top;</w:t>
-      </w:r>
-    </w:p>
-    <w:p/>
-    <w:p>
-      <w:r>
-        <w:t xml:space="preserve">    g_hDlgWnd = CreateWindowEx(</w:t>
-      </w:r>
-    </w:p>
-    <w:p>
-      <w:r>
-        <w:t xml:space="preserve">        0, L"HDR_Diagnostic_Class", L"HDR Дефектоскоп — Панель Диагностики",</w:t>
-      </w:r>
-    </w:p>
-    <w:p>
-      <w:r>
-        <w:t xml:space="preserve">        WS_OVERLAPPEDWINDOW | WS_CLIPCHILDREN | WS_HSCROLL | WS_VSCROLL,</w:t>
-      </w:r>
-    </w:p>
-    <w:p>
-      <w:r>
-        <w:t xml:space="preserve">        posX, posY, 400, 400,</w:t>
-      </w:r>
-    </w:p>
-    <w:p>
-      <w:r>
-        <w:t xml:space="preserve">        hParentWnd, hMenuBar, hInstance, NULL</w:t>
-      </w:r>
-    </w:p>
-    <w:p>
-      <w:r>
         <w:t xml:space="preserve">    );</w:t>
       </w:r>
     </w:p>

--- a/Src/my_debug_cpp.docx
+++ b/Src/my_debug_cpp.docx
@@ -85,7 +85,7 @@
     </w:p>
     <w:p>
       <w:r>
-        <w:t>ID3D11Texture2D* g_pTextureStaging = NULL;              // Промежуточная текстура для оригинала кадра</w:t>
+        <w:t>extern ID3D11Texture2D* g_pStagingCompressed;              // Промежуточная текстура для оригинала кадра</w:t>
       </w:r>
     </w:p>
     <w:p/>
